--- a/companies/ashcombe-advisory/Engagements/Suarez-Jones/2023.07.08 - Kickoff Memo - Executive Messaging.docx
+++ b/companies/ashcombe-advisory/Engagements/Suarez-Jones/2023.07.08 - Kickoff Memo - Executive Messaging.docx
@@ -4,21 +4,21 @@
   <w:body>
     <w:p>
       <w:r>
-        <w:t>To: Amy Carter, Julie Bailey</w:t>
+        <w:t>To: Executive Messaging engagement team</w:t>
         <w:br/>
         <w:t>From: John Macias</w:t>
         <w:br/>
-        <w:t>Re: Kickoff -- Executive Messaging for Suarez-Jones</w:t>
+        <w:t>Re: Kickoff — Executive Messaging for Suarez-Jones</w:t>
       </w:r>
     </w:p>
     <w:p>
       <w:r>
-        <w:t>We are on the executive messaging engagement for Suarez-Jones, live as of July 5, 2023. Jennifer Herrera, VP Finance, is our contact and holds sign-off on anything that goes outside the company. What we are producing: one steady voice for the Suarez-Jones leadership across the rooms and the pages that matter, and the language under it that reads the same from one quarter to the next. This memo is here to point us the same way before the work fans out.</w:t>
+        <w:t>We are under way on the executive messaging work for Suarez-Jones, with our start set at July 5, 2023. The aim is a clear, steady account of the company's leadership for the audiences that matter to it, and language the executives can carry into their announcements and investor conversations. This memo sets out how the work divides and what each of us picks up first, so no one waits on a hand-off that was never made.</w:t>
       </w:r>
     </w:p>
     <w:p>
       <w:r>
-        <w:t>The engagement runs a few months and the shape is the usual one: settle the framework, build the material around it, then hold the line through the first public tests of it. We are in the first stretch, so the near-term job is narrow. Get the framework and the fact base under it right, and everything downstream has something solid to stand on. A few practicals: billing and scheduling both run off the signed letter, outbound to the client goes through me, and the file stays current, because on this account the trail is mostly email and a thread nobody filed is a thread we have lost.</w:t>
+        <w:t>A word first on how we will keep it in order. We hold the messaging small and written down early, we route everything client-facing through one contact, and we log what we send so the record stays clean as the volume grows. None of that is new to us, but it is worth saying once at the start.</w:t>
       </w:r>
     </w:p>
     <w:p>
@@ -26,7 +26,7 @@
         <w:pStyle w:val="Heading2"/>
       </w:pPr>
       <w:r>
-        <w:t>Workstreams</w:t>
+        <w:t>How the work divides</w:t>
       </w:r>
     </w:p>
     <w:p>
@@ -34,7 +34,7 @@
         <w:pStyle w:val="ListBullet"/>
       </w:pPr>
       <w:r>
-        <w:t>Message framework. Amy Carter takes the first draft: three or four core lines for the leadership voice, on paper rather than in anyone's head, back to the team for review inside two weeks. Keep it to a page. A leader who cannot recall the lines will not use them, and everything downstream leans on this, so it comes first.</w:t>
+        <w:t>Discovery. John Macias runs the opening interviews with the company's leadership and the people around them, and brings back what we hear in a form the rest of us can use.</w:t>
       </w:r>
     </w:p>
     <w:p>
@@ -42,7 +42,7 @@
         <w:pStyle w:val="ListBullet"/>
       </w:pPr>
       <w:r>
-        <w:t>Source pack. Amy Carter is building the fact base and tying each claim to a source before it reaches a draft, so nothing in a line depends on a number we have not checked. Any gap, bring it to me the day it shows up, not the week after. Chasing a figure now beats defending a wrong one later.</w:t>
+        <w:t>Core messaging. Amy Carter turns the discovery into a first set of written messages, kept small enough to hold and to repeat without drift.</w:t>
       </w:r>
     </w:p>
     <w:p>
@@ -50,7 +50,7 @@
         <w:pStyle w:val="ListBullet"/>
       </w:pPr>
       <w:r>
-        <w:t>Approvals. External language routes to Jennifer Herrera for sign-off. I will settle with her who else on the client side reads language before it ships, so it reaches the right desks the first time and nothing goes outside ahead of the person who owns it. Where she wants a second reviewer, we build that into the schedule.</w:t>
+        <w:t>Materials and turnaround. Julie Bailey takes the agreed messages into the client-facing drafts and turns edits quickly when the copy needs to be clean and out the door.</w:t>
       </w:r>
     </w:p>
     <w:p>
@@ -58,7 +58,12 @@
         <w:pStyle w:val="ListBullet"/>
       </w:pPr>
       <w:r>
-        <w:t>Operations. Julie Bailey holds the files, the calendar, and the mailbox, and marks where each draft stands in the approval chain. If Julie Bailey cannot find it in the file, we do not have it. One live draft per line, kept in the shared mailbox and not in anyone's personal inbox.</w:t>
+        <w:t>Client coordination. Jennifer Herrera is our point of contact at Suarez-Jones; approvals and scheduling on their side run through her, and we keep her copied on anything that touches timing.</w:t>
+      </w:r>
+    </w:p>
+    <w:p>
+      <w:r>
+        <w:t>Two things to hold in mind as we start. Jennifer Herrera has asked that we keep the leadership close to the drafts, so plan for a round of review with the executives before anything is final; and because this messaging will surface in announcements, we weigh the sensitive lines twice before they leave the office.</w:t>
       </w:r>
     </w:p>
     <w:p>
@@ -66,20 +71,7 @@
         <w:pStyle w:val="Heading2"/>
       </w:pPr>
       <w:r>
-        <w:t>Cadence</w:t>
-      </w:r>
-    </w:p>
-    <w:p>
-      <w:r>
-        <w:t>Short internal check every Friday to keep the four workstreams lined up against each other. I will take a plain status to Jennifer Herrera on the same rhythm, so the client hears about a change from us rather than around us. If something is going to slip, say so early. Late notice is the expensive kind.</w:t>
-      </w:r>
-    </w:p>
-    <w:p>
-      <w:pPr>
-        <w:pStyle w:val="Heading2"/>
-      </w:pPr>
-      <w:r>
-        <w:t>Next Steps</w:t>
+        <w:t>First steps</w:t>
       </w:r>
     </w:p>
     <w:p>
@@ -87,7 +79,7 @@
         <w:pStyle w:val="ListBullet"/>
       </w:pPr>
       <w:r>
-        <w:t>Amy Carter: framework draft to the team for internal review before a word of it travels to the client.</w:t>
+        <w:t>1. John Macias books the kickoff call with Jennifer Herrera this week and sends the invite round to the team.</w:t>
       </w:r>
     </w:p>
     <w:p>
@@ -95,7 +87,7 @@
         <w:pStyle w:val="ListBullet"/>
       </w:pPr>
       <w:r>
-        <w:t>Julie Bailey: stand up the engagement file and set the billing and meeting cadence off the signed letter.</w:t>
+        <w:t>2. Amy Carter drafts the messaging outline from the kickoff conversation, so we have something concrete to react to rather than a blank page.</w:t>
       </w:r>
     </w:p>
     <w:p>
@@ -103,12 +95,20 @@
         <w:pStyle w:val="ListBullet"/>
       </w:pPr>
       <w:r>
-        <w:t>Me: lock the approval chain with Jennifer Herrera and get two or three windows from her for a first sit-down.</w:t>
+        <w:t>3. Julie Bailey opens the materials folder and the correspondence file, so nothing we produce lives only in an inbox.</w:t>
+      </w:r>
+    </w:p>
+    <w:p>
+      <w:pPr>
+        <w:pStyle w:val="ListBullet"/>
+      </w:pPr>
+      <w:r>
+        <w:t>4. Everyone sends me their availability for the kickoff by Wednesday, so I can offer Jennifer Herrera two or three firm windows.</w:t>
       </w:r>
     </w:p>
     <w:p>
       <w:r>
-        <w:t>Keep the client channel narrow: anything headed to Jennifer Herrera or anyone else at Suarez-Jones comes through me. Thanks both.</w:t>
+        <w:t>The first thing that has to happen is the kickoff call, and the rest keys off the date it sets. Send me anything you want raised there by the end of the week, and flag now anything you are unsure of, so we settle it before we sit down with the client.</w:t>
       </w:r>
     </w:p>
     <w:sectPr>
